--- a/synexo/Synapep_Investor_Deck.docx
+++ b/synexo/Synapep_Investor_Deck.docx
@@ -1625,7 +1625,7 @@
         <w:spacing w:after="60"/>
       </w:pPr>
       <w:r>
-        <w:t>Milestones: cold-chain spec + COGS BOM; 5–10 anchor clinics w/ reorders; one prospective readout; classification memo</w:t>
+        <w:t>Milestones: stability dossier + COGS BOM; 5–10 anchor clinics w/ reorders; one prospective readout; classification memo</w:t>
       </w:r>
     </w:p>
     <w:p>
@@ -1660,10 +1660,10 @@
         <w:rPr>
           <w:b/>
         </w:rPr>
-        <w:t xml:space="preserve">RED — cold chain &amp; COGS: </w:t>
+        <w:t xml:space="preserve">Cold-chain-free: </w:t>
       </w:r>
       <w:r>
-        <w:t>reformulate to 2–8 °C / ambient; publish a bottom-up BOM</w:t>
+        <w:t>stabilisation removes the −80 °C dependency; document the shelf-life dossier + bottom-up COGS BOM</w:t>
       </w:r>
     </w:p>
     <w:p>
